--- a/דוח_מסכם_חלק_2.docx
+++ b/דוח_מסכם_חלק_2.docx
@@ -65,17 +65,6 @@
       </w:r>
       <w:r>
         <w:rPr>
-          <w:rFonts w:ascii="Segoe UI" w:hAnsi="Segoe UI" w:cs="Segoe UI"/>
-          <w:b/>
-          <w:bCs/>
-          <w:sz w:val="16"/>
-          <w:szCs w:val="16"/>
-          <w:rtl/>
-        </w:rPr>
-        <w:t>,</w:t>
-      </w:r>
-      <w:r>
-        <w:rPr>
           <w:rFonts w:ascii="Segoe UI" w:hAnsi="Segoe UI" w:cs="Segoe UI" w:hint="cs"/>
           <w:b/>
           <w:bCs/>
@@ -83,24 +72,124 @@
           <w:szCs w:val="16"/>
           <w:rtl/>
         </w:rPr>
-        <w:t xml:space="preserve"> לירן שטרנברג ונעם רחמים</w:t>
-      </w:r>
-      <w:r>
-        <w:rPr>
-          <w:rFonts w:ascii="Segoe UI" w:hAnsi="Segoe UI" w:cs="Segoe UI"/>
-          <w:b/>
-          <w:bCs/>
-          <w:sz w:val="16"/>
-          <w:szCs w:val="16"/>
-          <w:rtl/>
-        </w:rPr>
-        <w:t xml:space="preserve"> תאריך: </w:t>
+        <w:t xml:space="preserve"> </w:t>
       </w:r>
       <w:r>
         <w:rPr>
           <w:rFonts w:ascii="Segoe UI" w:hAnsi="Segoe UI" w:cs="Segoe UI" w:hint="cs"/>
           <w:b/>
           <w:bCs/>
+          <w:sz w:val="18"/>
+          <w:szCs w:val="18"/>
+          <w:rtl/>
+        </w:rPr>
+        <w:t>214396434</w:t>
+      </w:r>
+      <w:r>
+        <w:rPr>
+          <w:rFonts w:ascii="Segoe UI" w:hAnsi="Segoe UI" w:cs="Segoe UI" w:hint="cs"/>
+          <w:b/>
+          <w:bCs/>
+          <w:sz w:val="16"/>
+          <w:szCs w:val="16"/>
+          <w:rtl/>
+        </w:rPr>
+        <w:t xml:space="preserve">, </w:t>
+      </w:r>
+      <w:r>
+        <w:rPr>
+          <w:rFonts w:ascii="Segoe UI" w:hAnsi="Segoe UI" w:cs="Segoe UI" w:hint="cs"/>
+          <w:b/>
+          <w:bCs/>
+          <w:sz w:val="16"/>
+          <w:szCs w:val="16"/>
+          <w:rtl/>
+        </w:rPr>
+        <w:t xml:space="preserve">לירן שטרנברג </w:t>
+      </w:r>
+      <w:r>
+        <w:rPr>
+          <w:rFonts w:ascii="Segoe UI" w:hAnsi="Segoe UI" w:cs="Segoe UI" w:hint="cs"/>
+          <w:b/>
+          <w:bCs/>
+          <w:sz w:val="18"/>
+          <w:szCs w:val="18"/>
+          <w:rtl/>
+        </w:rPr>
+        <w:t>211895578</w:t>
+      </w:r>
+      <w:r>
+        <w:rPr>
+          <w:rFonts w:ascii="Segoe UI" w:hAnsi="Segoe UI" w:cs="Segoe UI" w:hint="cs"/>
+          <w:b/>
+          <w:bCs/>
+          <w:sz w:val="16"/>
+          <w:szCs w:val="16"/>
+          <w:rtl/>
+        </w:rPr>
+        <w:t xml:space="preserve"> </w:t>
+      </w:r>
+      <w:r>
+        <w:rPr>
+          <w:rFonts w:ascii="Segoe UI" w:hAnsi="Segoe UI" w:cs="Segoe UI" w:hint="cs"/>
+          <w:b/>
+          <w:bCs/>
+          <w:sz w:val="16"/>
+          <w:szCs w:val="16"/>
+          <w:rtl/>
+        </w:rPr>
+        <w:t>ונעם רחמים</w:t>
+      </w:r>
+      <w:r>
+        <w:rPr>
+          <w:rFonts w:ascii="Segoe UI" w:hAnsi="Segoe UI" w:cs="Segoe UI"/>
+          <w:b/>
+          <w:bCs/>
+          <w:sz w:val="16"/>
+          <w:szCs w:val="16"/>
+          <w:rtl/>
+        </w:rPr>
+        <w:t xml:space="preserve"> </w:t>
+      </w:r>
+      <w:r>
+        <w:rPr>
+          <w:rFonts w:ascii="Segoe UI" w:hAnsi="Segoe UI" w:cs="Segoe UI" w:hint="cs"/>
+          <w:b/>
+          <w:bCs/>
+          <w:sz w:val="18"/>
+          <w:szCs w:val="18"/>
+          <w:rtl/>
+        </w:rPr>
+        <w:t>212551121</w:t>
+      </w:r>
+    </w:p>
+    <w:p>
+      <w:pPr>
+        <w:rPr>
+          <w:rFonts w:ascii="Segoe UI" w:hAnsi="Segoe UI" w:cs="Segoe UI"/>
+          <w:b/>
+          <w:bCs/>
+          <w:sz w:val="16"/>
+          <w:szCs w:val="16"/>
+          <w:rtl/>
+        </w:rPr>
+      </w:pPr>
+      <w:r>
+        <w:rPr>
+          <w:rFonts w:ascii="Segoe UI" w:hAnsi="Segoe UI" w:cs="Segoe UI"/>
+          <w:b/>
+          <w:bCs/>
+          <w:sz w:val="16"/>
+          <w:szCs w:val="16"/>
+          <w:rtl/>
+        </w:rPr>
+        <w:t xml:space="preserve">תאריך: </w:t>
+      </w:r>
+      <w:r>
+        <w:rPr>
+          <w:rFonts w:ascii="Segoe UI" w:hAnsi="Segoe UI" w:cs="Segoe UI" w:hint="cs"/>
+          <w:b/>
+          <w:bCs/>
           <w:sz w:val="16"/>
           <w:szCs w:val="16"/>
           <w:rtl/>
@@ -111,7 +200,7 @@
     <w:p>
       <w:pPr>
         <w:rPr>
-          <w:rFonts w:ascii="Segoe UI" w:hAnsi="Segoe UI" w:cs="Segoe UI"/>
+          <w:rFonts w:ascii="Segoe UI" w:hAnsi="Segoe UI" w:cs="Segoe UI" w:hint="cs"/>
           <w:b/>
           <w:bCs/>
           <w:sz w:val="18"/>
@@ -120,6 +209,31 @@
           <w:rtl/>
         </w:rPr>
       </w:pPr>
+      <w:hyperlink r:id="rId7" w:history="1">
+        <w:r>
+          <w:rPr>
+            <w:rStyle w:val="Hyperlink"/>
+            <w:rFonts w:ascii="Segoe UI" w:hAnsi="Segoe UI" w:cs="Segoe UI" w:hint="cs"/>
+            <w:b/>
+            <w:bCs/>
+            <w:sz w:val="18"/>
+            <w:szCs w:val="18"/>
+            <w:rtl/>
+          </w:rPr>
+          <w:t>קישור ל</w:t>
+        </w:r>
+        <w:r>
+          <w:rPr>
+            <w:rStyle w:val="Hyperlink"/>
+            <w:rFonts w:ascii="Segoe UI" w:hAnsi="Segoe UI" w:cs="Segoe UI"/>
+            <w:b/>
+            <w:bCs/>
+            <w:sz w:val="18"/>
+            <w:szCs w:val="18"/>
+          </w:rPr>
+          <w:t>GITHUB</w:t>
+        </w:r>
+      </w:hyperlink>
     </w:p>
     <w:p>
       <w:pPr>
@@ -1402,7 +1516,6 @@
           <w:szCs w:val="16"/>
           <w:rtl/>
         </w:rPr>
-        <w:lastRenderedPageBreak/>
         <w:t>הפעלת הלקוחות:</w:t>
       </w:r>
     </w:p>
@@ -1592,6 +1705,7 @@
       <w:r>
         <w:rPr>
           <w:rFonts w:ascii="Segoe UI" w:hAnsi="Segoe UI" w:cs="Segoe UI"/>
+          <w:noProof/>
           <w:sz w:val="16"/>
           <w:szCs w:val="16"/>
           <w:rtl/>
@@ -1628,7 +1742,7 @@
                     <pic:cNvPicPr/>
                   </pic:nvPicPr>
                   <pic:blipFill>
-                    <a:blip r:embed="rId7">
+                    <a:blip r:embed="rId8">
                       <a:extLst>
                         <a:ext uri="{28A0092B-C50C-407E-A947-70E740481C1C}">
                           <a14:useLocalDpi xmlns:a14="http://schemas.microsoft.com/office/drawing/2010/main" val="0"/>
@@ -1882,7 +1996,7 @@
                     <pic:cNvPicPr/>
                   </pic:nvPicPr>
                   <pic:blipFill>
-                    <a:blip r:embed="rId8" cstate="print">
+                    <a:blip r:embed="rId9" cstate="print">
                       <a:extLst>
                         <a:ext uri="{28A0092B-C50C-407E-A947-70E740481C1C}">
                           <a14:useLocalDpi xmlns:a14="http://schemas.microsoft.com/office/drawing/2010/main" val="0"/>
@@ -2214,7 +2328,7 @@
                     </pic:cNvPicPr>
                   </pic:nvPicPr>
                   <pic:blipFill>
-                    <a:blip r:embed="rId9">
+                    <a:blip r:embed="rId10">
                       <a:extLst>
                         <a:ext uri="{28A0092B-C50C-407E-A947-70E740481C1C}">
                           <a14:useLocalDpi xmlns:a14="http://schemas.microsoft.com/office/drawing/2010/main" val="0"/>
@@ -2360,40 +2474,59 @@
     <w:p>
       <w:pPr>
         <w:rPr>
+          <w:rFonts w:ascii="Segoe UI" w:hAnsi="Segoe UI" w:cs="Segoe UI"/>
+          <w:sz w:val="16"/>
+          <w:szCs w:val="16"/>
+          <w:rtl/>
+        </w:rPr>
+      </w:pPr>
+      <w:r>
+        <w:rPr>
+          <w:rFonts w:ascii="Segoe UI" w:hAnsi="Segoe UI" w:cs="Segoe UI"/>
+          <w:sz w:val="16"/>
+          <w:szCs w:val="16"/>
+        </w:rPr>
+        <w:t xml:space="preserve">- </w:t>
+      </w:r>
+      <w:r>
+        <w:rPr>
+          <w:rFonts w:ascii="Segoe UI" w:hAnsi="Segoe UI" w:cs="Segoe UI"/>
+          <w:b/>
+          <w:bCs/>
+          <w:sz w:val="16"/>
+          <w:szCs w:val="16"/>
+        </w:rPr>
+        <w:t xml:space="preserve">with </w:t>
+      </w:r>
+      <w:proofErr w:type="gramStart"/>
+      <w:r>
+        <w:rPr>
+          <w:rFonts w:ascii="Segoe UI" w:hAnsi="Segoe UI" w:cs="Segoe UI"/>
+          <w:b/>
+          <w:bCs/>
+          <w:sz w:val="16"/>
+          <w:szCs w:val="16"/>
+        </w:rPr>
+        <w:t>lock:</w:t>
+      </w:r>
+      <w:r>
+        <w:rPr>
           <w:rFonts w:ascii="Segoe UI" w:hAnsi="Segoe UI" w:cs="Segoe UI" w:hint="cs"/>
           <w:sz w:val="16"/>
           <w:szCs w:val="16"/>
           <w:rtl/>
         </w:rPr>
-      </w:pPr>
-      <w:r>
-        <w:rPr>
-          <w:rFonts w:ascii="Segoe UI" w:hAnsi="Segoe UI" w:cs="Segoe UI"/>
-          <w:sz w:val="16"/>
-          <w:szCs w:val="16"/>
-        </w:rPr>
-        <w:t xml:space="preserve">- </w:t>
-      </w:r>
-      <w:r>
-        <w:rPr>
-          <w:rFonts w:ascii="Segoe UI" w:hAnsi="Segoe UI" w:cs="Segoe UI"/>
-          <w:b/>
-          <w:bCs/>
-          <w:sz w:val="16"/>
-          <w:szCs w:val="16"/>
-        </w:rPr>
-        <w:t xml:space="preserve">with </w:t>
-      </w:r>
-      <w:proofErr w:type="gramStart"/>
-      <w:r>
-        <w:rPr>
-          <w:rFonts w:ascii="Segoe UI" w:hAnsi="Segoe UI" w:cs="Segoe UI"/>
-          <w:b/>
-          <w:bCs/>
-          <w:sz w:val="16"/>
-          <w:szCs w:val="16"/>
-        </w:rPr>
-        <w:t>lock:</w:t>
+        <w:t>השרת</w:t>
+      </w:r>
+      <w:proofErr w:type="gramEnd"/>
+      <w:r>
+        <w:rPr>
+          <w:rFonts w:ascii="Segoe UI" w:hAnsi="Segoe UI" w:cs="Segoe UI"/>
+          <w:sz w:val="16"/>
+          <w:szCs w:val="16"/>
+          <w:rtl/>
+        </w:rPr>
+        <w:t xml:space="preserve"> </w:t>
       </w:r>
       <w:r>
         <w:rPr>
@@ -2402,9 +2535,8 @@
           <w:szCs w:val="16"/>
           <w:rtl/>
         </w:rPr>
-        <w:t>השרת</w:t>
-      </w:r>
-      <w:proofErr w:type="gramEnd"/>
+        <w:t>נועל</w:t>
+      </w:r>
       <w:r>
         <w:rPr>
           <w:rFonts w:ascii="Segoe UI" w:hAnsi="Segoe UI" w:cs="Segoe UI"/>
@@ -2421,7 +2553,7 @@
           <w:szCs w:val="16"/>
           <w:rtl/>
         </w:rPr>
-        <w:t>נועל</w:t>
+        <w:t>את</w:t>
       </w:r>
       <w:r>
         <w:rPr>
@@ -2439,7 +2571,7 @@
           <w:szCs w:val="16"/>
           <w:rtl/>
         </w:rPr>
-        <w:t>את</w:t>
+        <w:t>הגישה</w:t>
       </w:r>
       <w:r>
         <w:rPr>
@@ -2457,7 +2589,7 @@
           <w:szCs w:val="16"/>
           <w:rtl/>
         </w:rPr>
-        <w:t>הגישה</w:t>
+        <w:t>למשתנים</w:t>
       </w:r>
       <w:r>
         <w:rPr>
@@ -2475,7 +2607,7 @@
           <w:szCs w:val="16"/>
           <w:rtl/>
         </w:rPr>
-        <w:t>למשתנים</w:t>
+        <w:t>המשותפים</w:t>
       </w:r>
       <w:r>
         <w:rPr>
@@ -2493,7 +2625,7 @@
           <w:szCs w:val="16"/>
           <w:rtl/>
         </w:rPr>
-        <w:t>המשותפים</w:t>
+        <w:t>כדי</w:t>
       </w:r>
       <w:r>
         <w:rPr>
@@ -2511,7 +2643,7 @@
           <w:szCs w:val="16"/>
           <w:rtl/>
         </w:rPr>
-        <w:t>כדי</w:t>
+        <w:t>למנוע</w:t>
       </w:r>
       <w:r>
         <w:rPr>
@@ -2529,7 +2661,7 @@
           <w:szCs w:val="16"/>
           <w:rtl/>
         </w:rPr>
-        <w:t>למנוע</w:t>
+        <w:t>מצב</w:t>
       </w:r>
       <w:r>
         <w:rPr>
@@ -2547,7 +2679,7 @@
           <w:szCs w:val="16"/>
           <w:rtl/>
         </w:rPr>
-        <w:t>מצב</w:t>
+        <w:t>ששני</w:t>
       </w:r>
       <w:r>
         <w:rPr>
@@ -2565,7 +2697,7 @@
           <w:szCs w:val="16"/>
           <w:rtl/>
         </w:rPr>
-        <w:t>ששני</w:t>
+        <w:t>אנשים</w:t>
       </w:r>
       <w:r>
         <w:rPr>
@@ -2583,7 +2715,7 @@
           <w:szCs w:val="16"/>
           <w:rtl/>
         </w:rPr>
-        <w:t>אנשים</w:t>
+        <w:t>מתחברים</w:t>
       </w:r>
       <w:r>
         <w:rPr>
@@ -2601,7 +2733,7 @@
           <w:szCs w:val="16"/>
           <w:rtl/>
         </w:rPr>
-        <w:t>מתחברים</w:t>
+        <w:t>באותה</w:t>
       </w:r>
       <w:r>
         <w:rPr>
@@ -2619,7 +2751,7 @@
           <w:szCs w:val="16"/>
           <w:rtl/>
         </w:rPr>
-        <w:t>באותה</w:t>
+        <w:t>מאית</w:t>
       </w:r>
       <w:r>
         <w:rPr>
@@ -2637,7 +2769,7 @@
           <w:szCs w:val="16"/>
           <w:rtl/>
         </w:rPr>
-        <w:t>מאית</w:t>
+        <w:t>שנייה</w:t>
       </w:r>
       <w:r>
         <w:rPr>
@@ -2655,7 +2787,7 @@
           <w:szCs w:val="16"/>
           <w:rtl/>
         </w:rPr>
-        <w:t>שנייה</w:t>
+        <w:t>עם</w:t>
       </w:r>
       <w:r>
         <w:rPr>
@@ -2673,7 +2805,7 @@
           <w:szCs w:val="16"/>
           <w:rtl/>
         </w:rPr>
-        <w:t>עם</w:t>
+        <w:t>אותו</w:t>
       </w:r>
       <w:r>
         <w:rPr>
@@ -2691,24 +2823,6 @@
           <w:szCs w:val="16"/>
           <w:rtl/>
         </w:rPr>
-        <w:t>אותו</w:t>
-      </w:r>
-      <w:r>
-        <w:rPr>
-          <w:rFonts w:ascii="Segoe UI" w:hAnsi="Segoe UI" w:cs="Segoe UI"/>
-          <w:sz w:val="16"/>
-          <w:szCs w:val="16"/>
-          <w:rtl/>
-        </w:rPr>
-        <w:t xml:space="preserve"> </w:t>
-      </w:r>
-      <w:r>
-        <w:rPr>
-          <w:rFonts w:ascii="Segoe UI" w:hAnsi="Segoe UI" w:cs="Segoe UI" w:hint="cs"/>
-          <w:sz w:val="16"/>
-          <w:szCs w:val="16"/>
-          <w:rtl/>
-        </w:rPr>
         <w:t>שם</w:t>
       </w:r>
       <w:r>
@@ -2724,7 +2838,7 @@
     <w:p>
       <w:pPr>
         <w:rPr>
-          <w:rFonts w:ascii="Segoe UI" w:hAnsi="Segoe UI" w:cs="Segoe UI" w:hint="cs"/>
+          <w:rFonts w:ascii="Segoe UI" w:hAnsi="Segoe UI" w:cs="Segoe UI"/>
           <w:sz w:val="16"/>
           <w:szCs w:val="16"/>
           <w:rtl/>
@@ -3588,17 +3702,28 @@
     <w:p>
       <w:pPr>
         <w:rPr>
+          <w:rFonts w:ascii="Segoe UI" w:hAnsi="Segoe UI" w:cs="Segoe UI"/>
+          <w:sz w:val="16"/>
+          <w:szCs w:val="16"/>
+          <w:rtl/>
+        </w:rPr>
+      </w:pPr>
+    </w:p>
+    <w:p>
+      <w:pPr>
+        <w:rPr>
+          <w:rFonts w:ascii="Segoe UI" w:hAnsi="Segoe UI" w:cs="Segoe UI"/>
+          <w:b/>
+          <w:bCs/>
+          <w:sz w:val="16"/>
+          <w:szCs w:val="16"/>
+          <w:u w:val="single"/>
+          <w:rtl/>
+        </w:rPr>
+      </w:pPr>
+      <w:r>
+        <w:rPr>
           <w:rFonts w:ascii="Segoe UI" w:hAnsi="Segoe UI" w:cs="Segoe UI" w:hint="cs"/>
-          <w:sz w:val="16"/>
-          <w:szCs w:val="16"/>
-          <w:rtl/>
-        </w:rPr>
-      </w:pPr>
-    </w:p>
-    <w:p>
-      <w:pPr>
-        <w:rPr>
-          <w:rFonts w:ascii="Segoe UI" w:hAnsi="Segoe UI" w:cs="Segoe UI" w:hint="cs"/>
           <w:b/>
           <w:bCs/>
           <w:sz w:val="16"/>
@@ -3606,18 +3731,6 @@
           <w:u w:val="single"/>
           <w:rtl/>
         </w:rPr>
-      </w:pPr>
-      <w:r>
-        <w:rPr>
-          <w:rFonts w:ascii="Segoe UI" w:hAnsi="Segoe UI" w:cs="Segoe UI" w:hint="cs"/>
-          <w:b/>
-          <w:bCs/>
-          <w:sz w:val="16"/>
-          <w:szCs w:val="16"/>
-          <w:u w:val="single"/>
-          <w:rtl/>
-        </w:rPr>
-        <w:lastRenderedPageBreak/>
         <w:t>מה קורה בצד הלקוח?</w:t>
       </w:r>
     </w:p>
@@ -3632,12 +3745,13 @@
       <w:r>
         <w:rPr>
           <w:rFonts w:ascii="Segoe UI" w:hAnsi="Segoe UI" w:cs="Segoe UI"/>
+          <w:noProof/>
           <w:sz w:val="16"/>
           <w:szCs w:val="16"/>
           <w:rtl/>
         </w:rPr>
         <w:drawing>
-          <wp:anchor distT="0" distB="0" distL="114300" distR="114300" simplePos="0" relativeHeight="251663360" behindDoc="1" locked="0" layoutInCell="1" allowOverlap="1" wp14:anchorId="550B5D71" wp14:editId="5CCE990A">
+          <wp:anchor distT="0" distB="0" distL="114300" distR="114300" simplePos="0" relativeHeight="251663360" behindDoc="1" locked="0" layoutInCell="1" allowOverlap="1" wp14:anchorId="550B5D71" wp14:editId="70BF27C9">
             <wp:simplePos x="0" y="0"/>
             <wp:positionH relativeFrom="column">
               <wp:posOffset>2073303</wp:posOffset>
@@ -3668,7 +3782,7 @@
                     <pic:cNvPicPr/>
                   </pic:nvPicPr>
                   <pic:blipFill>
-                    <a:blip r:embed="rId10" cstate="print">
+                    <a:blip r:embed="rId11" cstate="print">
                       <a:extLst>
                         <a:ext uri="{28A0092B-C50C-407E-A947-70E740481C1C}">
                           <a14:useLocalDpi xmlns:a14="http://schemas.microsoft.com/office/drawing/2010/main" val="0"/>
@@ -3721,7 +3835,7 @@
     <w:p>
       <w:pPr>
         <w:rPr>
-          <w:rFonts w:ascii="Segoe UI" w:hAnsi="Segoe UI" w:cs="Segoe UI" w:hint="cs"/>
+          <w:rFonts w:ascii="Segoe UI" w:hAnsi="Segoe UI" w:cs="Segoe UI"/>
           <w:b/>
           <w:bCs/>
           <w:sz w:val="16"/>
@@ -3752,7 +3866,7 @@
     <w:p>
       <w:pPr>
         <w:rPr>
-          <w:rFonts w:ascii="Segoe UI" w:hAnsi="Segoe UI" w:cs="Segoe UI" w:hint="cs"/>
+          <w:rFonts w:ascii="Segoe UI" w:hAnsi="Segoe UI" w:cs="Segoe UI"/>
           <w:sz w:val="16"/>
           <w:szCs w:val="16"/>
           <w:rtl/>
@@ -3907,7 +4021,7 @@
                     </pic:cNvPicPr>
                   </pic:nvPicPr>
                   <pic:blipFill>
-                    <a:blip r:embed="rId11" cstate="print">
+                    <a:blip r:embed="rId12" cstate="print">
                       <a:extLst>
                         <a:ext uri="{28A0092B-C50C-407E-A947-70E740481C1C}">
                           <a14:useLocalDpi xmlns:a14="http://schemas.microsoft.com/office/drawing/2010/main" val="0"/>
@@ -4828,6 +4942,7 @@
           <w:szCs w:val="16"/>
           <w:rtl/>
         </w:rPr>
+        <w:lastRenderedPageBreak/>
         <w:t xml:space="preserve">דוגמה מהתמונה: בשורה 15, </w:t>
       </w:r>
       <w:r>
@@ -4920,7 +5035,6 @@
           <w:szCs w:val="16"/>
           <w:rtl/>
         </w:rPr>
-        <w:lastRenderedPageBreak/>
         <w:t>חבילות אישור (</w:t>
       </w:r>
       <w:r>
@@ -5226,7 +5340,7 @@
                     <pic:cNvPicPr/>
                   </pic:nvPicPr>
                   <pic:blipFill>
-                    <a:blip r:embed="rId12" cstate="print">
+                    <a:blip r:embed="rId13" cstate="print">
                       <a:extLst>
                         <a:ext uri="{28A0092B-C50C-407E-A947-70E740481C1C}">
                           <a14:useLocalDpi xmlns:a14="http://schemas.microsoft.com/office/drawing/2010/main" val="0"/>
@@ -5411,7 +5525,7 @@
                     <pic:cNvPicPr/>
                   </pic:nvPicPr>
                   <pic:blipFill>
-                    <a:blip r:embed="rId13" cstate="print">
+                    <a:blip r:embed="rId14" cstate="print">
                       <a:extLst>
                         <a:ext uri="{28A0092B-C50C-407E-A947-70E740481C1C}">
                           <a14:useLocalDpi xmlns:a14="http://schemas.microsoft.com/office/drawing/2010/main" val="0"/>
@@ -10109,6 +10223,29 @@
     <w:uiPriority w:val="99"/>
     <w:rsid w:val="00A56033"/>
   </w:style>
+  <w:style w:type="character" w:styleId="Hyperlink">
+    <w:name w:val="Hyperlink"/>
+    <w:basedOn w:val="a0"/>
+    <w:uiPriority w:val="99"/>
+    <w:unhideWhenUsed/>
+    <w:rsid w:val="002C4229"/>
+    <w:rPr>
+      <w:color w:val="467886" w:themeColor="hyperlink"/>
+      <w:u w:val="single"/>
+    </w:rPr>
+  </w:style>
+  <w:style w:type="character" w:styleId="af2">
+    <w:name w:val="Unresolved Mention"/>
+    <w:basedOn w:val="a0"/>
+    <w:uiPriority w:val="99"/>
+    <w:semiHidden/>
+    <w:unhideWhenUsed/>
+    <w:rsid w:val="002C4229"/>
+    <w:rPr>
+      <w:color w:val="605E5C"/>
+      <w:shd w:val="clear" w:color="auto" w:fill="E1DFDD"/>
+    </w:rPr>
+  </w:style>
 </w:styles>
 </file>
 
